--- a/manuscript/word/volume_01/ch_018.docx
+++ b/manuscript/word/volume_01/ch_018.docx
@@ -15,7 +15,7 @@
         </w:rPr>
         <w:t>PHÁ TRỜI</w:t>
         <w:br/>
-        <w:t>CHƯƠNG 18: KHÍ HUYẾT THẤU NÃO</w:t>
+        <w:t>CHƯƠNG 18: CHƯƠNG 18</w:t>
       </w:r>
     </w:p>
     <w:p>
@@ -660,7 +660,7 @@
           <w:color w:val="141414"/>
           <w:sz w:val="24"/>
         </w:rPr>
-        <w:t>Một vòng tròn tuần hoàn hoàn chỉnh thứ hai đã khép kín!</w:t>
+        <w:t>Một vòng tuần hoàn trọn vẹn thứ hai đã khép kín!</w:t>
       </w:r>
     </w:p>
     <w:p>
